--- a/docs/NetMonitor_Installation_Guide.docx
+++ b/docs/NetMonitor_Installation_Guide.docx
@@ -3220,7 +3220,7 @@
           <w:sz w:val="19"/>
           <w:szCs w:val="19"/>
         </w:rPr>
-        <w:t xml:space="preserve">sudo git clone https://github.com/TypeN2003/netmonitoc.git /opt/netmonitor/app</w:t>
+        <w:t xml:space="preserve">sudo git clone https://github.com/TypeN2003/netmronitorV2.git /opt/netmonitor/app</w:t>
       </w:r>
     </w:p>
     <w:p>
